--- a/test/story/cases/auto-topup/supplements/交通卡自动充值.docx
+++ b/test/story/cases/auto-topup/supplements/交通卡自动充值.docx
@@ -4,7 +4,15 @@
   <w:body>
     <w:p>
       <w:pPr>
-        <w:pStyle w:val="Heading1"/>
+        <w:outlineLvl w:val="0"/>
+      </w:pPr>
+      <w:r>
+        <w:t xml:space="preserve">交通卡自动充值</w:t>
+      </w:r>
+    </w:p>
+    <w:p>
+      <w:pPr>
+        <w:outlineLvl w:val="1"/>
       </w:pPr>
       <w:r>
         <w:t xml:space="preserve">交通卡自动充值 产品需求说明</w:t>
@@ -17,12 +25,12 @@
     </w:p>
     <w:p>
       <w:r>
-        <w:t xml:space="preserve">撰写：钱包产品组　　版本：v0.3</w:t>
-      </w:r>
-    </w:p>
-    <w:p>
-      <w:pPr>
-        <w:pStyle w:val="Heading2"/>
+        <w:t xml:space="preserve">撰写：钱包产品组　　版本：v0.4</w:t>
+      </w:r>
+    </w:p>
+    <w:p>
+      <w:pPr>
+        <w:outlineLvl w:val="2"/>
       </w:pPr>
       <w:r>
         <w:t xml:space="preserve">一、背景与目标</w:t>
@@ -48,10 +56,141 @@
     </w:p>
     <w:p>
       <w:pPr>
-        <w:pStyle w:val="Heading2"/>
-      </w:pPr>
-      <w:r>
-        <w:t xml:space="preserve">二、用户旅程</w:t>
+        <w:outlineLvl w:val="2"/>
+      </w:pPr>
+      <w:r>
+        <w:t xml:space="preserve">二、参与方</w:t>
+      </w:r>
+    </w:p>
+    <w:tbl>
+      <w:tr>
+        <w:tc>
+          <w:p>
+            <w:r>
+              <w:t xml:space="preserve">参与方</w:t>
+            </w:r>
+          </w:p>
+        </w:tc>
+        <w:tc>
+          <w:p>
+            <w:r>
+              <w:t xml:space="preserve">在本需求里做什么</w:t>
+            </w:r>
+          </w:p>
+        </w:tc>
+        <w:tc>
+          <w:p>
+            <w:r>
+              <w:t xml:space="preserve">归属</w:t>
+            </w:r>
+          </w:p>
+        </w:tc>
+      </w:tr>
+      <w:tr>
+        <w:tc>
+          <w:p>
+            <w:r>
+              <w:t xml:space="preserve">钱包客户端</w:t>
+            </w:r>
+          </w:p>
+        </w:tc>
+        <w:tc>
+          <w:p>
+            <w:r>
+              <w:t xml:space="preserve">签约、免密验证、管理与记录展示</w:t>
+            </w:r>
+          </w:p>
+        </w:tc>
+        <w:tc>
+          <w:p>
+            <w:r>
+              <w:t xml:space="preserve">本需求交付</w:t>
+            </w:r>
+          </w:p>
+        </w:tc>
+      </w:tr>
+      <w:tr>
+        <w:tc>
+          <w:p>
+            <w:r>
+              <w:t xml:space="preserve">交通卡服务端</w:t>
+            </w:r>
+          </w:p>
+        </w:tc>
+        <w:tc>
+          <w:p>
+            <w:r>
+              <w:t xml:space="preserve">余额上报、门限判定、扣款与写卡</w:t>
+            </w:r>
+          </w:p>
+        </w:tc>
+        <w:tc>
+          <w:p>
+            <w:r>
+              <w:t xml:space="preserve">本需求交付</w:t>
+            </w:r>
+          </w:p>
+        </w:tc>
+      </w:tr>
+      <w:tr>
+        <w:tc>
+          <w:p>
+            <w:r>
+              <w:t xml:space="preserve">支付免密服务</w:t>
+            </w:r>
+          </w:p>
+        </w:tc>
+        <w:tc>
+          <w:p>
+            <w:r>
+              <w:t xml:space="preserve">签约态与单笔额度校验</w:t>
+            </w:r>
+          </w:p>
+        </w:tc>
+        <w:tc>
+          <w:p>
+            <w:r>
+              <w:t xml:space="preserve">既有能力，只用不改</w:t>
+            </w:r>
+          </w:p>
+        </w:tc>
+      </w:tr>
+      <w:tr>
+        <w:tc>
+          <w:p>
+            <w:r>
+              <w:t xml:space="preserve">运营管理台</w:t>
+            </w:r>
+          </w:p>
+        </w:tc>
+        <w:tc>
+          <w:p>
+            <w:r>
+              <w:t xml:space="preserve">配置签约入口的功能开关</w:t>
+            </w:r>
+          </w:p>
+        </w:tc>
+        <w:tc>
+          <w:p>
+            <w:r>
+              <w:rPr>
+                <w:b/>
+              </w:rPr>
+              <w:t xml:space="preserve">属管理台，不属钱包端</w:t>
+            </w:r>
+            <w:r>
+              <w:t xml:space="preserve">，本需求不交付它的页面</w:t>
+            </w:r>
+          </w:p>
+        </w:tc>
+      </w:tr>
+    </w:tbl>
+    <w:p>
+      <w:pPr>
+        <w:outlineLvl w:val="2"/>
+      </w:pPr>
+      <w:r>
+        <w:t xml:space="preserve">三、用户旅程</w:t>
       </w:r>
     </w:p>
     <w:p>
@@ -66,47 +205,52 @@
     </w:p>
     <w:p>
       <w:r>
-        <w:t xml:space="preserve">3. 签约完成，详情页显示「自动充值已开启」以及当前的门限与面额；</w:t>
-      </w:r>
-    </w:p>
-    <w:p>
-      <w:r>
-        <w:t xml:space="preserve">4. 此后余额低于门限时系统自动完成充值，用户无需任何操作；</w:t>
-      </w:r>
-    </w:p>
-    <w:p>
-      <w:r>
-        <w:t xml:space="preserve">5. 用户可以随时在同一入口查看充值记录、修改门限面额或关闭自动充值。</w:t>
-      </w:r>
-    </w:p>
-    <w:p>
-      <w:pPr>
-        <w:pStyle w:val="Heading2"/>
-      </w:pPr>
-      <w:r>
-        <w:t xml:space="preserve">三、界面设计</w:t>
-      </w:r>
-    </w:p>
-    <w:p>
-      <w:r>
-        <w:t xml:space="preserve">签约页效果如下，门限与面额均为单选，协议勾选后「开启」按钮才可点击：</w:t>
+        <w:t xml:space="preserve">3. 首次签约要过一次免密验证，确认单笔额度；</w:t>
+      </w:r>
+    </w:p>
+    <w:p>
+      <w:r>
+        <w:t xml:space="preserve">4. 签约完成，详情页显示「自动充值已开启」以及当前的门限与面额；</w:t>
+      </w:r>
+    </w:p>
+    <w:p>
+      <w:r>
+        <w:t xml:space="preserve">5. 此后余额低于门限时系统自动完成充值，用户无需任何操作；</w:t>
+      </w:r>
+    </w:p>
+    <w:p>
+      <w:r>
+        <w:t xml:space="preserve">6. 用户可以随时在同一入口查看充值记录、修改门限面额或关闭自动充值。</w:t>
+      </w:r>
+    </w:p>
+    <w:p>
+      <w:pPr>
+        <w:outlineLvl w:val="2"/>
+      </w:pPr>
+      <w:r>
+        <w:t xml:space="preserve">四、界面设计</w:t>
+      </w:r>
+    </w:p>
+    <w:p>
+      <w:r>
+        <w:t xml:space="preserve">交通卡详情页上「自动充值」是一整行入口，余额行之下、充值记录之上（图 1）：</w:t>
       </w:r>
     </w:p>
     <w:p>
       <w:r>
         <w:drawing>
           <wp:inline distT="0" distB="0" distL="0" distR="0">
-            <wp:extent cx="2476500" cy="4425461"/>
-            <wp:docPr id="1" name="自动充值签约页"/>
+            <wp:extent cx="5486400" cy="2857500"/>
+            <wp:docPr id="1" name="detail-entry.png"/>
             <a:graphic>
               <a:graphicData uri="http://schemas.openxmlformats.org/drawingml/2006/picture">
                 <pic:pic>
                   <pic:nvPicPr>
-                    <pic:cNvPr id="1" name="自动充值签约页"/>
+                    <pic:cNvPr id="1" name="detail-entry.png"/>
                     <pic:cNvPicPr/>
                   </pic:nvPicPr>
                   <pic:blipFill>
-                    <a:blip r:embed="rId101"/>
+                    <a:blip r:embed="rId10"/>
                     <a:stretch>
                       <a:fillRect/>
                     </a:stretch>
@@ -114,7 +258,7 @@
                   <pic:spPr>
                     <a:xfrm>
                       <a:off x="0" y="0"/>
-                      <a:ext cx="2476500" cy="4425461"/>
+                      <a:ext cx="5486400" cy="2857500"/>
                     </a:xfrm>
                     <a:prstGeom prst="rect">
                       <a:avLst/>
@@ -129,29 +273,29 @@
     </w:p>
     <w:p>
       <w:r>
-        <w:t xml:space="preserve">图 1　自动充值签约页</w:t>
-      </w:r>
-    </w:p>
-    <w:p>
-      <w:r>
-        <w:t xml:space="preserve">开启后的管理页效果如下，顶部为当前签约状态，下方为最近的自动充值记录，失败记录需要展示失败原因：</w:t>
+        <w:t xml:space="preserve">图 1　交通卡详情页的自动充值入口</w:t>
+      </w:r>
+    </w:p>
+    <w:p>
+      <w:r>
+        <w:t xml:space="preserve">签约页门限与面额均为单选，协议勾选后「开启」按钮才可点击（图 2）：</w:t>
       </w:r>
     </w:p>
     <w:p>
       <w:r>
         <w:drawing>
           <wp:inline distT="0" distB="0" distL="0" distR="0">
-            <wp:extent cx="2476500" cy="4335669"/>
-            <wp:docPr id="2" name="自动充值管理页与记录列表"/>
+            <wp:extent cx="5486400" cy="2857500"/>
+            <wp:docPr id="1" name="signup-page.png"/>
             <a:graphic>
               <a:graphicData uri="http://schemas.openxmlformats.org/drawingml/2006/picture">
                 <pic:pic>
                   <pic:nvPicPr>
-                    <pic:cNvPr id="2" name="自动充值管理页与记录列表"/>
+                    <pic:cNvPr id="1" name="signup-page.png"/>
                     <pic:cNvPicPr/>
                   </pic:nvPicPr>
                   <pic:blipFill>
-                    <a:blip r:embed="rId102"/>
+                    <a:blip r:embed="rId11"/>
                     <a:stretch>
                       <a:fillRect/>
                     </a:stretch>
@@ -159,7 +303,7 @@
                   <pic:spPr>
                     <a:xfrm>
                       <a:off x="0" y="0"/>
-                      <a:ext cx="2476500" cy="4335669"/>
+                      <a:ext cx="5486400" cy="2857500"/>
                     </a:xfrm>
                     <a:prstGeom prst="rect">
                       <a:avLst/>
@@ -174,42 +318,29 @@
     </w:p>
     <w:p>
       <w:r>
-        <w:t xml:space="preserve">图 2　自动充值管理页与记录列表</w:t>
-      </w:r>
-    </w:p>
-    <w:p>
-      <w:r>
-        <w:t xml:space="preserve">两个页面的视觉规范沿用交通卡详情页现有样式，不新增控件类型。</w:t>
-      </w:r>
-    </w:p>
-    <w:p>
-      <w:pPr>
-        <w:pStyle w:val="Heading2"/>
-      </w:pPr>
-      <w:r>
-        <w:t xml:space="preserve">四、业务流程</w:t>
-      </w:r>
-    </w:p>
-    <w:p>
-      <w:r>
-        <w:t xml:space="preserve">自动充值的判定与扣款全部发生在服务端，用户侧无感。整体流程如下图：</w:t>
+        <w:t xml:space="preserve">图 2　自动充值签约页</w:t>
+      </w:r>
+    </w:p>
+    <w:p>
+      <w:r>
+        <w:t xml:space="preserve">首次签约要过一次免密验证，这一页要把单笔额度说清楚（图 3）：</w:t>
       </w:r>
     </w:p>
     <w:p>
       <w:r>
         <w:drawing>
           <wp:inline distT="0" distB="0" distL="0" distR="0">
-            <wp:extent cx="2476500" cy="4534533"/>
-            <wp:docPr id="3" name="自动充值触发与扣款流程"/>
+            <wp:extent cx="5486400" cy="2857500"/>
+            <wp:docPr id="1" name="verify-page.png"/>
             <a:graphic>
               <a:graphicData uri="http://schemas.openxmlformats.org/drawingml/2006/picture">
                 <pic:pic>
                   <pic:nvPicPr>
-                    <pic:cNvPr id="3" name="自动充值触发与扣款流程"/>
+                    <pic:cNvPr id="1" name="verify-page.png"/>
                     <pic:cNvPicPr/>
                   </pic:nvPicPr>
                   <pic:blipFill>
-                    <a:blip r:embed="rId103"/>
+                    <a:blip r:embed="rId12"/>
                     <a:stretch>
                       <a:fillRect/>
                     </a:stretch>
@@ -217,7 +348,7 @@
                   <pic:spPr>
                     <a:xfrm>
                       <a:off x="0" y="0"/>
-                      <a:ext cx="2476500" cy="4534533"/>
+                      <a:ext cx="5486400" cy="2857500"/>
                     </a:xfrm>
                     <a:prstGeom prst="rect">
                       <a:avLst/>
@@ -232,7 +363,382 @@
     </w:p>
     <w:p>
       <w:r>
-        <w:t xml:space="preserve">图 3　自动充值触发与扣款流程</w:t>
+        <w:t xml:space="preserve">图 3　免密验证页</w:t>
+      </w:r>
+    </w:p>
+    <w:p>
+      <w:r>
+        <w:t xml:space="preserve">开启后的管理页顶部为当前签约状态，下方为最近的自动充值记录，失败记录需要展示失败原因（图 4）：</w:t>
+      </w:r>
+    </w:p>
+    <w:p>
+      <w:r>
+        <w:drawing>
+          <wp:inline distT="0" distB="0" distL="0" distR="0">
+            <wp:extent cx="5486400" cy="2857500"/>
+            <wp:docPr id="1" name="manage-page.png"/>
+            <a:graphic>
+              <a:graphicData uri="http://schemas.openxmlformats.org/drawingml/2006/picture">
+                <pic:pic>
+                  <pic:nvPicPr>
+                    <pic:cNvPr id="1" name="manage-page.png"/>
+                    <pic:cNvPicPr/>
+                  </pic:nvPicPr>
+                  <pic:blipFill>
+                    <a:blip r:embed="rId13"/>
+                    <a:stretch>
+                      <a:fillRect/>
+                    </a:stretch>
+                  </pic:blipFill>
+                  <pic:spPr>
+                    <a:xfrm>
+                      <a:off x="0" y="0"/>
+                      <a:ext cx="5486400" cy="2857500"/>
+                    </a:xfrm>
+                    <a:prstGeom prst="rect">
+                      <a:avLst/>
+                    </a:prstGeom>
+                  </pic:spPr>
+                </pic:pic>
+              </a:graphicData>
+            </a:graphic>
+          </wp:inline>
+        </w:drawing>
+      </w:r>
+    </w:p>
+    <w:p>
+      <w:r>
+        <w:t xml:space="preserve">图 4　自动充值管理页与记录列表</w:t>
+      </w:r>
+    </w:p>
+    <w:p>
+      <w:r>
+        <w:t xml:space="preserve">连续扣款失败停用之后，管理页顶部换成停用横幅并给出失败原因（图 5）：</w:t>
+      </w:r>
+    </w:p>
+    <w:p>
+      <w:r>
+        <w:drawing>
+          <wp:inline distT="0" distB="0" distL="0" distR="0">
+            <wp:extent cx="5486400" cy="2857500"/>
+            <wp:docPr id="1" name="disabled-state.png"/>
+            <a:graphic>
+              <a:graphicData uri="http://schemas.openxmlformats.org/drawingml/2006/picture">
+                <pic:pic>
+                  <pic:nvPicPr>
+                    <pic:cNvPr id="1" name="disabled-state.png"/>
+                    <pic:cNvPicPr/>
+                  </pic:nvPicPr>
+                  <pic:blipFill>
+                    <a:blip r:embed="rId14"/>
+                    <a:stretch>
+                      <a:fillRect/>
+                    </a:stretch>
+                  </pic:blipFill>
+                  <pic:spPr>
+                    <a:xfrm>
+                      <a:off x="0" y="0"/>
+                      <a:ext cx="5486400" cy="2857500"/>
+                    </a:xfrm>
+                    <a:prstGeom prst="rect">
+                      <a:avLst/>
+                    </a:prstGeom>
+                  </pic:spPr>
+                </pic:pic>
+              </a:graphicData>
+            </a:graphic>
+          </wp:inline>
+        </w:drawing>
+      </w:r>
+    </w:p>
+    <w:p>
+      <w:r>
+        <w:t xml:space="preserve">图 5　停用态</w:t>
+      </w:r>
+    </w:p>
+    <w:p>
+      <w:r>
+        <w:t xml:space="preserve">两个页面的视觉规范沿用交通卡详情页现有样式，不新增控件类型。</w:t>
+      </w:r>
+    </w:p>
+    <w:p>
+      <w:pPr>
+        <w:outlineLvl w:val="2"/>
+      </w:pPr>
+      <w:r>
+        <w:t xml:space="preserve">五、附图（仅存档，非本需求交付内容）</w:t>
+      </w:r>
+    </w:p>
+    <w:p>
+      <w:r>
+        <w:t xml:space="preserve">以下五张随稿留档，</w:t>
+      </w:r>
+      <w:r>
+        <w:rPr>
+          <w:b/>
+        </w:rPr>
+        <w:t xml:space="preserve">都不是本需求要做的页面</w:t>
+      </w:r>
+      <w:r>
+        <w:t xml:space="preserve">，各自的原因写在图后。</w:t>
+      </w:r>
+    </w:p>
+    <w:p>
+      <w:r>
+        <w:drawing>
+          <wp:inline distT="0" distB="0" distL="0" distR="0">
+            <wp:extent cx="5486400" cy="2857500"/>
+            <wp:docPr id="1" name="signup-page-v0.1.png"/>
+            <a:graphic>
+              <a:graphicData uri="http://schemas.openxmlformats.org/drawingml/2006/picture">
+                <pic:pic>
+                  <pic:nvPicPr>
+                    <pic:cNvPr id="1" name="signup-page-v0.1.png"/>
+                    <pic:cNvPicPr/>
+                  </pic:nvPicPr>
+                  <pic:blipFill>
+                    <a:blip r:embed="rId15"/>
+                    <a:stretch>
+                      <a:fillRect/>
+                    </a:stretch>
+                  </pic:blipFill>
+                  <pic:spPr>
+                    <a:xfrm>
+                      <a:off x="0" y="0"/>
+                      <a:ext cx="5486400" cy="2857500"/>
+                    </a:xfrm>
+                    <a:prstGeom prst="rect">
+                      <a:avLst/>
+                    </a:prstGeom>
+                  </pic:spPr>
+                </pic:pic>
+              </a:graphicData>
+            </a:graphic>
+          </wp:inline>
+        </w:drawing>
+      </w:r>
+    </w:p>
+    <w:p>
+      <w:r>
+        <w:t xml:space="preserve">附图 A　v0.1 的签约页。门限当时用输入框，评审后改成四档单选——</w:t>
+      </w:r>
+      <w:r>
+        <w:rPr>
+          <w:b/>
+        </w:rPr>
+        <w:t xml:space="preserve">已废弃，留作对照</w:t>
+      </w:r>
+      <w:r>
+        <w:t xml:space="preserve">，本需求按图 2 做。</w:t>
+      </w:r>
+    </w:p>
+    <w:p>
+      <w:r>
+        <w:drawing>
+          <wp:inline distT="0" distB="0" distL="0" distR="0">
+            <wp:extent cx="5486400" cy="2857500"/>
+            <wp:docPr id="1" name="signup-page-small.png"/>
+            <a:graphic>
+              <a:graphicData uri="http://schemas.openxmlformats.org/drawingml/2006/picture">
+                <pic:pic>
+                  <pic:nvPicPr>
+                    <pic:cNvPr id="1" name="signup-page-small.png"/>
+                    <pic:cNvPicPr/>
+                  </pic:nvPicPr>
+                  <pic:blipFill>
+                    <a:blip r:embed="rId16"/>
+                    <a:stretch>
+                      <a:fillRect/>
+                    </a:stretch>
+                  </pic:blipFill>
+                  <pic:spPr>
+                    <a:xfrm>
+                      <a:off x="0" y="0"/>
+                      <a:ext cx="5486400" cy="2857500"/>
+                    </a:xfrm>
+                    <a:prstGeom prst="rect">
+                      <a:avLst/>
+                    </a:prstGeom>
+                  </pic:spPr>
+                </pic:pic>
+              </a:graphicData>
+            </a:graphic>
+          </wp:inline>
+        </w:drawing>
+      </w:r>
+    </w:p>
+    <w:p>
+      <w:r>
+        <w:t xml:space="preserve">附图 B　图 2 那一页在小屏机型上的截图。</w:t>
+      </w:r>
+      <w:r>
+        <w:rPr>
+          <w:b/>
+        </w:rPr>
+        <w:t xml:space="preserve">同一个页面的不同分辨率</w:t>
+      </w:r>
+      <w:r>
+        <w:t xml:space="preserve">，只作适配参考，不是另一个页面。</w:t>
+      </w:r>
+    </w:p>
+    <w:p>
+      <w:r>
+        <w:drawing>
+          <wp:inline distT="0" distB="0" distL="0" distR="0">
+            <wp:extent cx="5486400" cy="2857500"/>
+            <wp:docPr id="1" name="competitor-ref.png"/>
+            <a:graphic>
+              <a:graphicData uri="http://schemas.openxmlformats.org/drawingml/2006/picture">
+                <pic:pic>
+                  <pic:nvPicPr>
+                    <pic:cNvPr id="1" name="competitor-ref.png"/>
+                    <pic:cNvPicPr/>
+                  </pic:nvPicPr>
+                  <pic:blipFill>
+                    <a:blip r:embed="rId17"/>
+                    <a:stretch>
+                      <a:fillRect/>
+                    </a:stretch>
+                  </pic:blipFill>
+                  <pic:spPr>
+                    <a:xfrm>
+                      <a:off x="0" y="0"/>
+                      <a:ext cx="5486400" cy="2857500"/>
+                    </a:xfrm>
+                    <a:prstGeom prst="rect">
+                      <a:avLst/>
+                    </a:prstGeom>
+                  </pic:spPr>
+                </pic:pic>
+              </a:graphicData>
+            </a:graphic>
+          </wp:inline>
+        </w:drawing>
+      </w:r>
+    </w:p>
+    <w:p>
+      <w:r>
+        <w:t xml:space="preserve">附图 C　友商的三步向导式签约。</w:t>
+      </w:r>
+      <w:r>
+        <w:rPr>
+          <w:b/>
+        </w:rPr>
+        <w:t xml:space="preserve">本需求不采用</w:t>
+      </w:r>
+      <w:r>
+        <w:t xml:space="preserve">这个交互，我们的签约在一屏内完成。</w:t>
+      </w:r>
+    </w:p>
+    <w:p>
+      <w:r>
+        <w:drawing>
+          <wp:inline distT="0" distB="0" distL="0" distR="0">
+            <wp:extent cx="5486400" cy="2857500"/>
+            <wp:docPr id="1" name="ops-console.png"/>
+            <a:graphic>
+              <a:graphicData uri="http://schemas.openxmlformats.org/drawingml/2006/picture">
+                <pic:pic>
+                  <pic:nvPicPr>
+                    <pic:cNvPr id="1" name="ops-console.png"/>
+                    <pic:cNvPicPr/>
+                  </pic:nvPicPr>
+                  <pic:blipFill>
+                    <a:blip r:embed="rId18"/>
+                    <a:stretch>
+                      <a:fillRect/>
+                    </a:stretch>
+                  </pic:blipFill>
+                  <pic:spPr>
+                    <a:xfrm>
+                      <a:off x="0" y="0"/>
+                      <a:ext cx="5486400" cy="2857500"/>
+                    </a:xfrm>
+                    <a:prstGeom prst="rect">
+                      <a:avLst/>
+                    </a:prstGeom>
+                  </pic:spPr>
+                </pic:pic>
+              </a:graphicData>
+            </a:graphic>
+          </wp:inline>
+        </w:drawing>
+      </w:r>
+    </w:p>
+    <w:p>
+      <w:r>
+        <w:t xml:space="preserve">附图 D　运营管理台里配置功能开关的页面。</w:t>
+      </w:r>
+      <w:r>
+        <w:rPr>
+          <w:b/>
+        </w:rPr>
+        <w:t xml:space="preserve">属管理台，不属钱包端</w:t>
+      </w:r>
+      <w:r>
+        <w:t xml:space="preserve">（见「二、参与方」），本需求不交付它。</w:t>
+      </w:r>
+    </w:p>
+    <w:p>
+      <w:r>
+        <w:drawing>
+          <wp:inline distT="0" distB="0" distL="0" distR="0">
+            <wp:extent cx="5486400" cy="2857500"/>
+            <wp:docPr id="1" name="balance-alert.png"/>
+            <a:graphic>
+              <a:graphicData uri="http://schemas.openxmlformats.org/drawingml/2006/picture">
+                <pic:pic>
+                  <pic:nvPicPr>
+                    <pic:cNvPr id="1" name="balance-alert.png"/>
+                    <pic:cNvPicPr/>
+                  </pic:nvPicPr>
+                  <pic:blipFill>
+                    <a:blip r:embed="rId19"/>
+                    <a:stretch>
+                      <a:fillRect/>
+                    </a:stretch>
+                  </pic:blipFill>
+                  <pic:spPr>
+                    <a:xfrm>
+                      <a:off x="0" y="0"/>
+                      <a:ext cx="5486400" cy="2857500"/>
+                    </a:xfrm>
+                    <a:prstGeom prst="rect">
+                      <a:avLst/>
+                    </a:prstGeom>
+                  </pic:spPr>
+                </pic:pic>
+              </a:graphicData>
+            </a:graphic>
+          </wp:inline>
+        </w:drawing>
+      </w:r>
+    </w:p>
+    <w:p>
+      <w:r>
+        <w:t xml:space="preserve">附图 E　交通卡余额提醒设置页。</w:t>
+      </w:r>
+      <w:r>
+        <w:rPr>
+          <w:b/>
+        </w:rPr>
+        <w:t xml:space="preserve">属 RR90007「交通卡余额提醒」，另单交付</w:t>
+      </w:r>
+      <w:r>
+        <w:t xml:space="preserve">，与本需求无关，放在这里只因为它和自动充值都在交通卡详情页里。</w:t>
+      </w:r>
+    </w:p>
+    <w:p>
+      <w:pPr>
+        <w:outlineLvl w:val="2"/>
+      </w:pPr>
+      <w:r>
+        <w:t xml:space="preserve">六、业务流程</w:t>
+      </w:r>
+    </w:p>
+    <w:p>
+      <w:r>
+        <w:t xml:space="preserve">自动充值的判定与扣款全部发生在服务端，用户侧无感。签约与管理这两条路径的流程图画在《交通卡自动充值 系统设计》里，本稿不重复。</w:t>
       </w:r>
     </w:p>
     <w:p>
@@ -242,52 +748,31 @@
     </w:p>
     <w:p>
       <w:pPr>
-        <w:pStyle w:val="Heading2"/>
-      </w:pPr>
-      <w:r>
-        <w:t xml:space="preserve">五、产品规则</w:t>
+        <w:outlineLvl w:val="2"/>
+      </w:pPr>
+      <w:r>
+        <w:t xml:space="preserve">七、产品规则</w:t>
       </w:r>
     </w:p>
     <w:tbl>
-      <w:tblPr>
-        <w:tblStyle w:val="TableGrid"/>
-      </w:tblPr>
-      <w:tr>
-        <w:tc>
-          <w:tcPr>
-            <w:tcW w:w="2500" w:type="dxa"/>
-          </w:tcPr>
-          <w:p>
-            <w:r>
-              <w:rPr>
-                <w:b/>
-              </w:rPr>
+      <w:tr>
+        <w:tc>
+          <w:p>
+            <w:r>
               <w:t xml:space="preserve">规则项</w:t>
             </w:r>
           </w:p>
         </w:tc>
         <w:tc>
-          <w:tcPr>
-            <w:tcW w:w="2500" w:type="dxa"/>
-          </w:tcPr>
-          <w:p>
-            <w:r>
-              <w:rPr>
-                <w:b/>
-              </w:rPr>
+          <w:p>
+            <w:r>
               <w:t xml:space="preserve">取值</w:t>
             </w:r>
           </w:p>
         </w:tc>
         <w:tc>
-          <w:tcPr>
-            <w:tcW w:w="2500" w:type="dxa"/>
-          </w:tcPr>
-          <w:p>
-            <w:r>
-              <w:rPr>
-                <w:b/>
-              </w:rPr>
+          <w:p>
+            <w:r>
               <w:t xml:space="preserve">说明</w:t>
             </w:r>
           </w:p>
@@ -295,9 +780,6 @@
       </w:tr>
       <w:tr>
         <w:tc>
-          <w:tcPr>
-            <w:tcW w:w="2500" w:type="dxa"/>
-          </w:tcPr>
           <w:p>
             <w:r>
               <w:t xml:space="preserve">触发门限档位</w:t>
@@ -305,9 +787,6 @@
           </w:p>
         </w:tc>
         <w:tc>
-          <w:tcPr>
-            <w:tcW w:w="2500" w:type="dxa"/>
-          </w:tcPr>
           <w:p>
             <w:r>
               <w:t xml:space="preserve">5 元 / 10 元 / 20 元 / 30 元</w:t>
@@ -315,9 +794,6 @@
           </w:p>
         </w:tc>
         <w:tc>
-          <w:tcPr>
-            <w:tcW w:w="2500" w:type="dxa"/>
-          </w:tcPr>
           <w:p>
             <w:r>
               <w:t xml:space="preserve">用户签约时单选，签约后可修改</w:t>
@@ -327,9 +803,6 @@
       </w:tr>
       <w:tr>
         <w:tc>
-          <w:tcPr>
-            <w:tcW w:w="2500" w:type="dxa"/>
-          </w:tcPr>
           <w:p>
             <w:r>
               <w:t xml:space="preserve">单笔充值面额</w:t>
@@ -337,9 +810,6 @@
           </w:p>
         </w:tc>
         <w:tc>
-          <w:tcPr>
-            <w:tcW w:w="2500" w:type="dxa"/>
-          </w:tcPr>
           <w:p>
             <w:r>
               <w:t xml:space="preserve">20 元 / 50 元 / 100 元</w:t>
@@ -347,9 +817,6 @@
           </w:p>
         </w:tc>
         <w:tc>
-          <w:tcPr>
-            <w:tcW w:w="2500" w:type="dxa"/>
-          </w:tcPr>
           <w:p>
             <w:r>
               <w:t xml:space="preserve">用户签约时单选，签约后可修改</w:t>
@@ -359,9 +826,6 @@
       </w:tr>
       <w:tr>
         <w:tc>
-          <w:tcPr>
-            <w:tcW w:w="2500" w:type="dxa"/>
-          </w:tcPr>
           <w:p>
             <w:r>
               <w:t xml:space="preserve">单日充值上限</w:t>
@@ -369,9 +833,6 @@
           </w:p>
         </w:tc>
         <w:tc>
-          <w:tcPr>
-            <w:tcW w:w="2500" w:type="dxa"/>
-          </w:tcPr>
           <w:p>
             <w:r>
               <w:t xml:space="preserve">200 元</w:t>
@@ -379,9 +840,6 @@
           </w:p>
         </w:tc>
         <w:tc>
-          <w:tcPr>
-            <w:tcW w:w="2500" w:type="dxa"/>
-          </w:tcPr>
           <w:p>
             <w:r>
               <w:t xml:space="preserve">达到上限当日不再触发，次日零点恢复</w:t>
@@ -391,9 +849,6 @@
       </w:tr>
       <w:tr>
         <w:tc>
-          <w:tcPr>
-            <w:tcW w:w="2500" w:type="dxa"/>
-          </w:tcPr>
           <w:p>
             <w:r>
               <w:t xml:space="preserve">连续失败停用</w:t>
@@ -401,9 +856,6 @@
           </w:p>
         </w:tc>
         <w:tc>
-          <w:tcPr>
-            <w:tcW w:w="2500" w:type="dxa"/>
-          </w:tcPr>
           <w:p>
             <w:r>
               <w:t xml:space="preserve">连续 3 次扣款失败自动停用</w:t>
@@ -411,9 +863,6 @@
           </w:p>
         </w:tc>
         <w:tc>
-          <w:tcPr>
-            <w:tcW w:w="2500" w:type="dxa"/>
-          </w:tcPr>
           <w:p>
             <w:r>
               <w:t xml:space="preserve">停用后需用户重新签约，失败原因要能看到</w:t>
@@ -423,9 +872,6 @@
       </w:tr>
       <w:tr>
         <w:tc>
-          <w:tcPr>
-            <w:tcW w:w="2500" w:type="dxa"/>
-          </w:tcPr>
           <w:p>
             <w:r>
               <w:t xml:space="preserve">功能开关</w:t>
@@ -433,9 +879,6 @@
           </w:p>
         </w:tc>
         <w:tc>
-          <w:tcPr>
-            <w:tcW w:w="2500" w:type="dxa"/>
-          </w:tcPr>
           <w:p>
             <w:r>
               <w:t xml:space="preserve">运营侧可关闭签约入口</w:t>
@@ -443,9 +886,6 @@
           </w:p>
         </w:tc>
         <w:tc>
-          <w:tcPr>
-            <w:tcW w:w="2500" w:type="dxa"/>
-          </w:tcPr>
           <w:p>
             <w:r>
               <w:t xml:space="preserve">已经签约的用户不受影响，继续自动充值</w:t>
@@ -461,10 +901,10 @@
     </w:p>
     <w:p>
       <w:pPr>
-        <w:pStyle w:val="Heading2"/>
-      </w:pPr>
-      <w:r>
-        <w:t xml:space="preserve">六、不做什么</w:t>
+        <w:outlineLvl w:val="2"/>
+      </w:pPr>
+      <w:r>
+        <w:t xml:space="preserve">八、不做什么</w:t>
       </w:r>
     </w:p>
     <w:p>
@@ -474,10 +914,10 @@
     </w:p>
     <w:p>
       <w:pPr>
-        <w:pStyle w:val="Heading2"/>
-      </w:pPr>
-      <w:r>
-        <w:t xml:space="preserve">七、验收意图</w:t>
+        <w:outlineLvl w:val="2"/>
+      </w:pPr>
+      <w:r>
+        <w:t xml:space="preserve">九、验收意图</w:t>
       </w:r>
     </w:p>
     <w:p>
@@ -507,33 +947,4 @@
     </w:p>
   </w:body>
 </w:document>
-</file>
-
-<file path=word/styles.xml><?xml version="1.0" encoding="utf-8"?>
-<w:styles xmlns:w="http://schemas.openxmlformats.org/wordprocessingml/2006/main">
-  <w:style w:type="paragraph" w:styleId="Heading1">
-    <w:name w:val="heading 1"/>
-    <w:pPr>
-      <w:outlineLvl w:val="0"/>
-    </w:pPr>
-  </w:style>
-  <w:style w:type="paragraph" w:styleId="Heading2">
-    <w:name w:val="heading 2"/>
-    <w:pPr>
-      <w:outlineLvl w:val="1"/>
-    </w:pPr>
-  </w:style>
-  <w:style w:type="paragraph" w:styleId="Heading3">
-    <w:name w:val="heading 3"/>
-    <w:pPr>
-      <w:outlineLvl w:val="2"/>
-    </w:pPr>
-  </w:style>
-  <w:style w:type="paragraph" w:styleId="Heading4">
-    <w:name w:val="heading 4"/>
-    <w:pPr>
-      <w:outlineLvl w:val="3"/>
-    </w:pPr>
-  </w:style>
-</w:styles>
 </file>